--- a/Job Hunt 2026/2026-09-16 - A1 Garage Door Service - Creative Services Manager/Joshua_Chappell_Resume_A1Garage.docx
+++ b/Job Hunt 2026/2026-09-16 - A1 Garage Door Service - Creative Services Manager/Joshua_Chappell_Resume_A1Garage.docx
@@ -31,9 +31,9 @@
           <w:sz w:val="22"/>
           <w:szCs w:val="22"/>
         </w:rPr>
-        <w:t xml:space="preserve">Mesa, AZ  •  480-586-7959  •  </w:t>
-      </w:r>
-      <w:hyperlink w:history="1" r:id="rIdr_cdlgzzlqajc3xmanrqo">
+        <w:t xml:space="preserve">Mesa, AZ • 480-586-7959 • </w:t>
+      </w:r>
+      <w:hyperlink w:history="1" r:id="rIdymfc0dhcy07ubtha2qcmx">
         <w:r>
           <w:rPr>
             <w:rFonts w:ascii="Calibri" w:cs="Calibri" w:eastAsia="Calibri" w:hAnsi="Calibri"/>
@@ -49,7 +49,7 @@
       <w:pPr>
         <w:jc w:val="center"/>
       </w:pPr>
-      <w:hyperlink w:history="1" r:id="rIdhodgbsg0qy3hlwwv_ewot">
+      <w:hyperlink w:history="1" r:id="rId_cvb4lh2ur1nh-phoanc2">
         <w:r>
           <w:rPr>
             <w:rFonts w:ascii="Calibri" w:cs="Calibri" w:eastAsia="Calibri" w:hAnsi="Calibri"/>
@@ -67,9 +67,9 @@
           <w:sz w:val="22"/>
           <w:szCs w:val="22"/>
         </w:rPr>
-        <w:t xml:space="preserve">  •  </w:t>
-      </w:r>
-      <w:hyperlink w:history="1" r:id="rIdhmg24dadx36ijm2lw4ldd">
+        <w:t xml:space="preserve"> • </w:t>
+      </w:r>
+      <w:hyperlink w:history="1" r:id="rId0hnermp-zdlniyvtg5tp-">
         <w:r>
           <w:rPr>
             <w:rFonts w:ascii="Calibri" w:cs="Calibri" w:eastAsia="Calibri" w:hAnsi="Calibri"/>
@@ -150,7 +150,7 @@
           <w:sz w:val="21"/>
           <w:szCs w:val="21"/>
         </w:rPr>
-        <w:t xml:space="preserve">	Glendale, AZ  |  Sep 2019 - Present</w:t>
+        <w:t xml:space="preserve">	Glendale, AZ | Sep 2019 - Present</w:t>
       </w:r>
     </w:p>
     <w:p>
@@ -279,7 +279,7 @@
           <w:sz w:val="21"/>
           <w:szCs w:val="21"/>
         </w:rPr>
-        <w:t xml:space="preserve">	Mesa, AZ  |  2025 - Present</w:t>
+        <w:t xml:space="preserve">	Mesa, AZ | 2025 - Present</w:t>
       </w:r>
     </w:p>
     <w:p>
@@ -408,7 +408,7 @@
           <w:sz w:val="21"/>
           <w:szCs w:val="21"/>
         </w:rPr>
-        <w:t xml:space="preserve">	Phoenix, AZ  |  Oct 2021 - Oct 2023</w:t>
+        <w:t xml:space="preserve">	Phoenix, AZ | Oct 2021 - Oct 2023</w:t>
       </w:r>
     </w:p>
     <w:p>
@@ -537,7 +537,7 @@
           <w:sz w:val="21"/>
           <w:szCs w:val="21"/>
         </w:rPr>
-        <w:t xml:space="preserve">	Queen Creek, AZ  |  Aug 2018 - Aug 2020</w:t>
+        <w:t xml:space="preserve">	Queen Creek, AZ | Aug 2018 - Aug 2020</w:t>
       </w:r>
     </w:p>
     <w:p>
@@ -617,7 +617,7 @@
           <w:sz w:val="22"/>
           <w:szCs w:val="22"/>
         </w:rPr>
-        <w:t xml:space="preserve">Creative and Art Direction  •  Multi-Channel Campaigns (social, paid, web, video)  •  Team Leadership and Mentoring  •  Project Intake and Capacity Planning (Wrike, Notion, Trello, Workamajig)  •  Adobe Creative Suite (Premiere Pro, After Effects, Photoshop, Lightroom, Audition)  •  Brand Standards and Asset Libraries (Frame.io)  •  Social Media and Content Calendars  •  Performance Reporting and Analytics  •  Script and Content Development  •  Video and Photography Direction  •  AI-Assisted Production</w:t>
+        <w:t xml:space="preserve">Creative and Art Direction • Multi-Channel Campaigns (social, paid, web, video) • Team Leadership and Mentoring • Project Intake and Capacity Planning (Wrike, Notion, Trello, Workamajig) • Adobe Creative Suite (Premiere Pro, After Effects, Photoshop, Lightroom, Audition) • Brand Standards and Asset Libraries (Frame.io) • Social Media and Content Calendars • Performance Reporting and Analytics • Script and Content Development • Video and Photography Direction • AI-Assisted Production</w:t>
       </w:r>
     </w:p>
     <w:p>
@@ -716,7 +716,7 @@
           <w:sz w:val="22"/>
           <w:szCs w:val="22"/>
         </w:rPr>
-        <w:t xml:space="preserve">Google Digital Marketing &amp; E-Commerce  •  HubSpot Inbound Marketing  •  FAA Part 107</w:t>
+        <w:t xml:space="preserve">Google Digital Marketing &amp; E-Commerce • HubSpot Inbound Marketing • FAA Part 107</w:t>
       </w:r>
     </w:p>
     <w:sectPr>
@@ -894,7 +894,7 @@
     <w:lvl w:ilvl="0" w:tentative="1">
       <w:start w:val="1"/>
       <w:numFmt w:val="bullet"/>
-      <w:lvlText w:val="▪"/>
+      <w:lvlText w:val="•"/>
       <w:lvlJc w:val="left"/>
       <w:pPr>
         <w:ind w:left="280" w:hanging="280"/>
